--- a/02_Reports/progress_report_w1.docx
+++ b/02_Reports/progress_report_w1.docx
@@ -8,7 +8,10 @@
           <w:b/>
           <w:bCs/>
         </w:rPr>
-        <w:t>Progress Report: Week 1</w:t>
+        <w:t xml:space="preserve">Progress Report: </w:t>
+      </w:r>
+      <w:r>
+        <w:t>Week 1</w:t>
       </w:r>
     </w:p>
     <w:p>
@@ -247,19 +250,31 @@
         </w:numPr>
       </w:pPr>
       <w:r>
-        <w:t xml:space="preserve">Developed and defined the 0–5 standardized Evaluation Rubric to ensure objective performance measurement across all benchmarking tasks. </w:t>
+        <w:t>Developed and defined the 0–5 standardized Evaluation Rubric to ensure objective performance measurement across all benchmarking tasks</w:t>
       </w:r>
+      <w:r>
+        <w:rPr>
+          <w:lang w:val="en-US"/>
+        </w:rPr>
+        <w:t xml:space="preserve"> and Hypothesis proposal as well</w:t>
+      </w:r>
+      <w:r>
+        <w:t xml:space="preserve">. </w:t>
+      </w:r>
     </w:p>
     <w:p>
       <w:pPr>
         <w:ind w:left="720"/>
+        <w:rPr>
+          <w:lang w:val="en-US"/>
+        </w:rPr>
       </w:pPr>
       <w:r>
         <w:drawing>
-          <wp:inline distT="0" distB="0" distL="0" distR="0" wp14:anchorId="720ADCD8" wp14:editId="31E961C4">
-            <wp:extent cx="5731510" cy="2769627"/>
-            <wp:effectExtent l="0" t="0" r="2540" b="0"/>
-            <wp:docPr id="1614034966" name="Picture 1"/>
+          <wp:inline distT="0" distB="0" distL="0" distR="0" wp14:anchorId="3857F7FD" wp14:editId="01A1574D">
+            <wp:extent cx="5731510" cy="4128014"/>
+            <wp:effectExtent l="0" t="0" r="2540" b="6350"/>
+            <wp:docPr id="1616344476" name="Picture 1"/>
             <wp:cNvGraphicFramePr>
               <a:graphicFrameLocks xmlns:a="http://schemas.openxmlformats.org/drawingml/2006/main" noChangeAspect="1"/>
             </wp:cNvGraphicFramePr>
@@ -267,7 +282,7 @@
               <a:graphicData uri="http://schemas.openxmlformats.org/drawingml/2006/picture">
                 <pic:pic xmlns:pic="http://schemas.openxmlformats.org/drawingml/2006/picture">
                   <pic:nvPicPr>
-                    <pic:cNvPr id="1614034966" name=""/>
+                    <pic:cNvPr id="1616344476" name=""/>
                     <pic:cNvPicPr/>
                   </pic:nvPicPr>
                   <pic:blipFill>
@@ -279,7 +294,111 @@
                   <pic:spPr>
                     <a:xfrm>
                       <a:off x="0" y="0"/>
-                      <a:ext cx="5737473" cy="2772508"/>
+                      <a:ext cx="5734890" cy="4130448"/>
+                    </a:xfrm>
+                    <a:prstGeom prst="rect">
+                      <a:avLst/>
+                    </a:prstGeom>
+                  </pic:spPr>
+                </pic:pic>
+              </a:graphicData>
+            </a:graphic>
+          </wp:inline>
+        </w:drawing>
+      </w:r>
+    </w:p>
+    <w:p>
+      <w:pPr>
+        <w:ind w:left="720"/>
+        <w:rPr>
+          <w:lang w:val="en-US"/>
+        </w:rPr>
+      </w:pPr>
+      <w:r>
+        <w:rPr>
+          <w:lang w:val="en-US"/>
+        </w:rPr>
+        <w:lastRenderedPageBreak/>
+        <w:drawing>
+          <wp:inline distT="0" distB="0" distL="0" distR="0" wp14:anchorId="3B1C372F" wp14:editId="379709F8">
+            <wp:extent cx="5731510" cy="3435607"/>
+            <wp:effectExtent l="0" t="0" r="2540" b="0"/>
+            <wp:docPr id="363603044" name="Picture 1"/>
+            <wp:cNvGraphicFramePr>
+              <a:graphicFrameLocks xmlns:a="http://schemas.openxmlformats.org/drawingml/2006/main" noChangeAspect="1"/>
+            </wp:cNvGraphicFramePr>
+            <a:graphic xmlns:a="http://schemas.openxmlformats.org/drawingml/2006/main">
+              <a:graphicData uri="http://schemas.openxmlformats.org/drawingml/2006/picture">
+                <pic:pic xmlns:pic="http://schemas.openxmlformats.org/drawingml/2006/picture">
+                  <pic:nvPicPr>
+                    <pic:cNvPr id="363603044" name=""/>
+                    <pic:cNvPicPr/>
+                  </pic:nvPicPr>
+                  <pic:blipFill>
+                    <a:blip r:embed="rId9"/>
+                    <a:stretch>
+                      <a:fillRect/>
+                    </a:stretch>
+                  </pic:blipFill>
+                  <pic:spPr>
+                    <a:xfrm>
+                      <a:off x="0" y="0"/>
+                      <a:ext cx="5734753" cy="3437551"/>
+                    </a:xfrm>
+                    <a:prstGeom prst="rect">
+                      <a:avLst/>
+                    </a:prstGeom>
+                  </pic:spPr>
+                </pic:pic>
+              </a:graphicData>
+            </a:graphic>
+          </wp:inline>
+        </w:drawing>
+      </w:r>
+    </w:p>
+    <w:p>
+      <w:pPr>
+        <w:rPr>
+          <w:lang w:val="en-US"/>
+        </w:rPr>
+      </w:pPr>
+    </w:p>
+    <w:p>
+      <w:pPr>
+        <w:ind w:left="720"/>
+        <w:rPr>
+          <w:lang w:val="en-US"/>
+        </w:rPr>
+      </w:pPr>
+      <w:r>
+        <w:rPr>
+          <w:lang w:val="en-US"/>
+        </w:rPr>
+        <w:drawing>
+          <wp:inline distT="0" distB="0" distL="0" distR="0" wp14:anchorId="1EEA6C9F" wp14:editId="0D236D27">
+            <wp:extent cx="5683885" cy="2389068"/>
+            <wp:effectExtent l="0" t="0" r="0" b="0"/>
+            <wp:docPr id="1906209982" name="Picture 1"/>
+            <wp:cNvGraphicFramePr>
+              <a:graphicFrameLocks xmlns:a="http://schemas.openxmlformats.org/drawingml/2006/main" noChangeAspect="1"/>
+            </wp:cNvGraphicFramePr>
+            <a:graphic xmlns:a="http://schemas.openxmlformats.org/drawingml/2006/main">
+              <a:graphicData uri="http://schemas.openxmlformats.org/drawingml/2006/picture">
+                <pic:pic xmlns:pic="http://schemas.openxmlformats.org/drawingml/2006/picture">
+                  <pic:nvPicPr>
+                    <pic:cNvPr id="1906209982" name=""/>
+                    <pic:cNvPicPr/>
+                  </pic:nvPicPr>
+                  <pic:blipFill>
+                    <a:blip r:embed="rId10"/>
+                    <a:stretch>
+                      <a:fillRect/>
+                    </a:stretch>
+                  </pic:blipFill>
+                  <pic:spPr>
+                    <a:xfrm>
+                      <a:off x="0" y="0"/>
+                      <a:ext cx="5691320" cy="2392193"/>
                     </a:xfrm>
                     <a:prstGeom prst="rect">
                       <a:avLst/>

--- a/02_Reports/progress_report_w1.docx
+++ b/02_Reports/progress_report_w1.docx
@@ -3,15 +3,18 @@
 <w:document xmlns:wpc="http://schemas.microsoft.com/office/word/2010/wordprocessingCanvas" xmlns:cx="http://schemas.microsoft.com/office/drawing/2014/chartex" xmlns:cx1="http://schemas.microsoft.com/office/drawing/2015/9/8/chartex" xmlns:cx2="http://schemas.microsoft.com/office/drawing/2015/10/21/chartex" xmlns:cx3="http://schemas.microsoft.com/office/drawing/2016/5/9/chartex" xmlns:cx4="http://schemas.microsoft.com/office/drawing/2016/5/10/chartex" xmlns:cx5="http://schemas.microsoft.com/office/drawing/2016/5/11/chartex" xmlns:cx6="http://schemas.microsoft.com/office/drawing/2016/5/12/chartex" xmlns:cx7="http://schemas.microsoft.com/office/drawing/2016/5/13/chartex" xmlns:cx8="http://schemas.microsoft.com/office/drawing/2016/5/14/chartex" xmlns:mc="http://schemas.openxmlformats.org/markup-compatibility/2006" xmlns:aink="http://schemas.microsoft.com/office/drawing/2016/ink" xmlns:am3d="http://schemas.microsoft.com/office/drawing/2017/model3d" xmlns:o="urn:schemas-microsoft-com:office:office" xmlns:oel="http://schemas.microsoft.com/office/2019/extlst" xmlns:r="http://schemas.openxmlformats.org/officeDocument/2006/relationships" xmlns:m="http://schemas.openxmlformats.org/officeDocument/2006/math" xmlns:v="urn:schemas-microsoft-com:vml" xmlns:wp14="http://schemas.microsoft.com/office/word/2010/wordprocessingDrawing" xmlns:wp="http://schemas.openxmlformats.org/drawingml/2006/wordprocessingDrawing" xmlns:w10="urn:schemas-microsoft-com:office:word" xmlns:w="http://schemas.openxmlformats.org/wordprocessingml/2006/main" xmlns:w14="http://schemas.microsoft.com/office/word/2010/wordml" xmlns:w15="http://schemas.microsoft.com/office/word/2012/wordml" xmlns:w16cex="http://schemas.microsoft.com/office/word/2018/wordml/cex" xmlns:w16cid="http://schemas.microsoft.com/office/word/2016/wordml/cid" xmlns:w16="http://schemas.microsoft.com/office/word/2018/wordml" xmlns:w16du="http://schemas.microsoft.com/office/word/2023/wordml/word16du" xmlns:w16sdtdh="http://schemas.microsoft.com/office/word/2020/wordml/sdtdatahash" xmlns:w16sdtfl="http://schemas.microsoft.com/office/word/2024/wordml/sdtformatlock" xmlns:w16se="http://schemas.microsoft.com/office/word/2015/wordml/symex" xmlns:wpg="http://schemas.microsoft.com/office/word/2010/wordprocessingGroup" xmlns:wpi="http://schemas.microsoft.com/office/word/2010/wordprocessingInk" xmlns:wne="http://schemas.microsoft.com/office/word/2006/wordml" xmlns:wps="http://schemas.microsoft.com/office/word/2010/wordprocessingShape" mc:Ignorable="w14 w15 w16se w16cid w16 w16cex w16sdtdh w16sdtfl w16du wp14">
   <w:body>
     <w:p>
-      <w:r>
-        <w:rPr>
-          <w:b/>
-          <w:bCs/>
-        </w:rPr>
-        <w:t xml:space="preserve">Progress Report: </w:t>
-      </w:r>
-      <w:r>
-        <w:t>Week 1</w:t>
+      <w:pPr>
+        <w:rPr>
+          <w:b/>
+          <w:bCs/>
+        </w:rPr>
+      </w:pPr>
+      <w:r>
+        <w:rPr>
+          <w:b/>
+          <w:bCs/>
+        </w:rPr>
+        <w:t>PROGRESS REPORT: WEEK 1</w:t>
       </w:r>
     </w:p>
     <w:p>
@@ -23,45 +26,336 @@
         <w:t>Date:</w:t>
       </w:r>
       <w:r>
-        <w:t xml:space="preserve"> July 17, 2026</w:t>
-      </w:r>
-    </w:p>
-    <w:p>
-      <w:r>
-        <w:rPr>
-          <w:b/>
-          <w:bCs/>
-        </w:rPr>
-        <w:t>Progress</w:t>
+        <w:t xml:space="preserve"> July 17, 2026 </w:t>
+      </w:r>
+    </w:p>
+    <w:p>
+      <w:r>
+        <w:rPr>
+          <w:b/>
+          <w:bCs/>
+        </w:rPr>
+        <w:t>Project Phase:</w:t>
+      </w:r>
+      <w:r>
+        <w:t xml:space="preserve"> Framework Initialization, Directory Structuring, and Rubric Design</w:t>
+      </w:r>
+    </w:p>
+    <w:p>
+      <w:pPr>
+        <w:rPr>
+          <w:b/>
+          <w:bCs/>
+          <w:lang w:val="en-US"/>
+        </w:rPr>
+      </w:pPr>
+    </w:p>
+    <w:p>
+      <w:pPr>
+        <w:rPr>
+          <w:b/>
+          <w:bCs/>
+        </w:rPr>
+      </w:pPr>
+      <w:r>
+        <w:rPr>
+          <w:b/>
+          <w:bCs/>
+        </w:rPr>
+        <w:t>1. Goal</w:t>
+      </w:r>
+    </w:p>
+    <w:p>
+      <w:r>
+        <w:t>The primary objective of Week 1 was to establish the structural foundation of the research project, initialize version control, finalize the official project proposal, and define the standardized evaluation framework and core research hypotheses.</w:t>
+      </w:r>
+    </w:p>
+    <w:p>
+      <w:pPr>
+        <w:rPr>
+          <w:b/>
+          <w:bCs/>
+          <w:lang w:val="en-US"/>
+        </w:rPr>
+      </w:pPr>
+    </w:p>
+    <w:p>
+      <w:pPr>
+        <w:rPr>
+          <w:b/>
+          <w:bCs/>
+        </w:rPr>
+      </w:pPr>
+      <w:r>
+        <w:rPr>
+          <w:b/>
+          <w:bCs/>
+        </w:rPr>
+        <w:t>2. Method</w:t>
+      </w:r>
+    </w:p>
+    <w:p>
+      <w:r>
+        <w:t xml:space="preserve">We deployed a disciplined repository architecture utilizing Git for distributed version control. To ensure objective and reproducible evaluation across diverse free-tier Large Language Models (LLMs), a weighted 0–5 point granular scoring rubric was designed alongside three core theoretical research hypotheses. </w:t>
+      </w:r>
+    </w:p>
+    <w:p>
+      <w:pPr>
+        <w:rPr>
+          <w:b/>
+          <w:bCs/>
+          <w:lang w:val="en-US"/>
+        </w:rPr>
+      </w:pPr>
+    </w:p>
+    <w:p>
+      <w:pPr>
+        <w:rPr>
+          <w:b/>
+          <w:bCs/>
+        </w:rPr>
+      </w:pPr>
+      <w:r>
+        <w:rPr>
+          <w:b/>
+          <w:bCs/>
+        </w:rPr>
+        <w:t>3. Process</w:t>
       </w:r>
     </w:p>
     <w:p>
       <w:pPr>
         <w:numPr>
           <w:ilvl w:val="0"/>
-          <w:numId w:val="1"/>
+          <w:numId w:val="4"/>
         </w:numPr>
       </w:pPr>
       <w:r>
-        <w:t xml:space="preserve">Initialized the LLM-Benchmarking-Framework repository and set up version control with Git. </w:t>
-      </w:r>
-    </w:p>
-    <w:p>
-      <w:pPr>
-        <w:ind w:left="720"/>
-        <w:rPr>
+        <w:rPr>
+          <w:b/>
+          <w:bCs/>
+        </w:rPr>
+        <w:t>Repository &amp; Environment Initialization:</w:t>
+      </w:r>
+      <w:r>
+        <w:t xml:space="preserve"> Initialized the LLM-Benchmarking-Framework repository on GitHub and structured local directories (01_Proposal/, 02_Reports/, 03_Code/, 04_Datasets/, 05_Logs_Results/, 06_Final_Report/) to properly silo research artifacts, code, and documentation. </w:t>
+      </w:r>
+    </w:p>
+    <w:p>
+      <w:pPr>
+        <w:numPr>
+          <w:ilvl w:val="0"/>
+          <w:numId w:val="4"/>
+        </w:numPr>
+      </w:pPr>
+      <w:r>
+        <w:rPr>
+          <w:b/>
+          <w:bCs/>
+        </w:rPr>
+        <w:t>Proposal Finalization:</w:t>
+      </w:r>
+      <w:r>
+        <w:t xml:space="preserve"> Compiled and stored the official project proposal document within the 01_Proposal/ directory for formal supervisor review. </w:t>
+      </w:r>
+    </w:p>
+    <w:p>
+      <w:pPr>
+        <w:numPr>
+          <w:ilvl w:val="0"/>
+          <w:numId w:val="4"/>
+        </w:numPr>
+      </w:pPr>
+      <w:r>
+        <w:rPr>
+          <w:b/>
+          <w:bCs/>
+        </w:rPr>
+        <w:t>Evaluation Rubric &amp; Hypothesis Formulation:</w:t>
+      </w:r>
+      <w:r>
+        <w:t xml:space="preserve"> Defined explicit 0–5 scoring criteria across five core dimensions (</w:t>
+      </w:r>
+      <w:r>
+        <w:rPr>
+          <w:i/>
+          <w:iCs/>
+        </w:rPr>
+        <w:t>Knowledge Retrieval</w:t>
+      </w:r>
+      <w:r>
+        <w:t xml:space="preserve">, </w:t>
+      </w:r>
+      <w:r>
+        <w:rPr>
+          <w:i/>
+          <w:iCs/>
+        </w:rPr>
+        <w:t>Multi-step Reasoning</w:t>
+      </w:r>
+      <w:r>
+        <w:t xml:space="preserve">, </w:t>
+      </w:r>
+      <w:r>
+        <w:rPr>
+          <w:i/>
+          <w:iCs/>
+        </w:rPr>
+        <w:t>Instruction Following</w:t>
+      </w:r>
+      <w:r>
+        <w:t xml:space="preserve">, </w:t>
+      </w:r>
+      <w:r>
+        <w:rPr>
+          <w:i/>
+          <w:iCs/>
+        </w:rPr>
+        <w:t>Hallucination Stress Test</w:t>
+      </w:r>
+      <w:r>
+        <w:t xml:space="preserve">, and </w:t>
+      </w:r>
+      <w:r>
+        <w:rPr>
+          <w:i/>
+          <w:iCs/>
+        </w:rPr>
+        <w:t>Coding Tasks</w:t>
+      </w:r>
+      <w:r>
+        <w:t xml:space="preserve">) and established hypotheses </w:t>
+      </w:r>
+      <w:r>
+        <w:rPr>
+          <w:b/>
+          <w:bCs/>
+        </w:rPr>
+        <w:t>H1</w:t>
+      </w:r>
+      <w:r>
+        <w:t xml:space="preserve">, </w:t>
+      </w:r>
+      <w:r>
+        <w:rPr>
+          <w:b/>
+          <w:bCs/>
+        </w:rPr>
+        <w:t>H2</w:t>
+      </w:r>
+      <w:r>
+        <w:t xml:space="preserve">, and </w:t>
+      </w:r>
+      <w:r>
+        <w:rPr>
+          <w:b/>
+          <w:bCs/>
+        </w:rPr>
+        <w:t>H3</w:t>
+      </w:r>
+      <w:r>
+        <w:t xml:space="preserve"> to steer the empirical testing lifecycle. </w:t>
+      </w:r>
+    </w:p>
+    <w:p>
+      <w:pPr>
+        <w:rPr>
+          <w:b/>
+          <w:bCs/>
           <w:lang w:val="en-US"/>
         </w:rPr>
       </w:pPr>
-      <w:r>
-        <w:rPr>
+    </w:p>
+    <w:p>
+      <w:pPr>
+        <w:rPr>
+          <w:b/>
+          <w:bCs/>
           <w:lang w:val="en-US"/>
         </w:rPr>
+      </w:pPr>
+    </w:p>
+    <w:p>
+      <w:pPr>
+        <w:rPr>
+          <w:b/>
+          <w:bCs/>
+          <w:lang w:val="en-US"/>
+        </w:rPr>
+      </w:pPr>
+    </w:p>
+    <w:p>
+      <w:pPr>
+        <w:rPr>
+          <w:b/>
+          <w:bCs/>
+          <w:lang w:val="en-US"/>
+        </w:rPr>
+      </w:pPr>
+    </w:p>
+    <w:p>
+      <w:pPr>
+        <w:rPr>
+          <w:b/>
+          <w:bCs/>
+          <w:lang w:val="en-US"/>
+        </w:rPr>
+      </w:pPr>
+    </w:p>
+    <w:p>
+      <w:pPr>
+        <w:rPr>
+          <w:b/>
+          <w:bCs/>
+          <w:lang w:val="en-US"/>
+        </w:rPr>
+      </w:pPr>
+    </w:p>
+    <w:p>
+      <w:pPr>
+        <w:rPr>
+          <w:b/>
+          <w:bCs/>
+        </w:rPr>
+      </w:pPr>
+      <w:r>
+        <w:rPr>
+          <w:b/>
+          <w:bCs/>
+        </w:rPr>
+        <w:lastRenderedPageBreak/>
+        <w:t>Supporting Visual Evidence &amp; Explanation:</w:t>
+      </w:r>
+    </w:p>
+    <w:p>
+      <w:pPr>
+        <w:numPr>
+          <w:ilvl w:val="0"/>
+          <w:numId w:val="5"/>
+        </w:numPr>
+      </w:pPr>
+      <w:r>
         <w:drawing>
-          <wp:inline distT="0" distB="0" distL="0" distR="0" wp14:anchorId="6986B74B" wp14:editId="6756AC7F">
-            <wp:extent cx="5731510" cy="2716773"/>
-            <wp:effectExtent l="0" t="0" r="2540" b="7620"/>
-            <wp:docPr id="1293716185" name="Picture 1"/>
+          <wp:anchor distT="0" distB="0" distL="114300" distR="114300" simplePos="0" relativeHeight="251658240" behindDoc="1" locked="0" layoutInCell="1" allowOverlap="1" wp14:anchorId="1A88301D" wp14:editId="2F0C2E7D">
+            <wp:simplePos x="0" y="0"/>
+            <wp:positionH relativeFrom="column">
+              <wp:posOffset>294958</wp:posOffset>
+            </wp:positionH>
+            <wp:positionV relativeFrom="paragraph">
+              <wp:posOffset>916305</wp:posOffset>
+            </wp:positionV>
+            <wp:extent cx="5731510" cy="2879090"/>
+            <wp:effectExtent l="0" t="0" r="2540" b="0"/>
+            <wp:wrapTight wrapText="bothSides">
+              <wp:wrapPolygon edited="0">
+                <wp:start x="0" y="0"/>
+                <wp:lineTo x="0" y="21438"/>
+                <wp:lineTo x="21538" y="21438"/>
+                <wp:lineTo x="21538" y="0"/>
+                <wp:lineTo x="0" y="0"/>
+              </wp:wrapPolygon>
+            </wp:wrapTight>
+            <wp:docPr id="1888830303" name="Picture 1"/>
             <wp:cNvGraphicFramePr>
               <a:graphicFrameLocks xmlns:a="http://schemas.openxmlformats.org/drawingml/2006/main" noChangeAspect="1"/>
             </wp:cNvGraphicFramePr>
@@ -69,11 +363,17 @@
               <a:graphicData uri="http://schemas.openxmlformats.org/drawingml/2006/picture">
                 <pic:pic xmlns:pic="http://schemas.openxmlformats.org/drawingml/2006/picture">
                   <pic:nvPicPr>
-                    <pic:cNvPr id="1293716185" name=""/>
+                    <pic:cNvPr id="1888830303" name=""/>
                     <pic:cNvPicPr/>
                   </pic:nvPicPr>
                   <pic:blipFill>
-                    <a:blip r:embed="rId5"/>
+                    <a:blip r:embed="rId5" cstate="print">
+                      <a:extLst>
+                        <a:ext uri="{28A0092B-C50C-407E-A947-70E740481C1C}">
+                          <a14:useLocalDpi xmlns:a14="http://schemas.microsoft.com/office/drawing/2010/main" val="0"/>
+                        </a:ext>
+                      </a:extLst>
+                    </a:blip>
                     <a:stretch>
                       <a:fillRect/>
                     </a:stretch>
@@ -81,7 +381,7 @@
                   <pic:spPr>
                     <a:xfrm>
                       <a:off x="0" y="0"/>
-                      <a:ext cx="5736709" cy="2719237"/>
+                      <a:ext cx="5731510" cy="2879090"/>
                     </a:xfrm>
                     <a:prstGeom prst="rect">
                       <a:avLst/>
@@ -90,42 +390,59 @@
                 </pic:pic>
               </a:graphicData>
             </a:graphic>
-          </wp:inline>
+          </wp:anchor>
         </w:drawing>
       </w:r>
+      <w:r>
+        <w:rPr>
+          <w:b/>
+          <w:bCs/>
+        </w:rPr>
+        <w:t>Figure 1 (Repository Initialization):</w:t>
+      </w:r>
+      <w:r>
+        <w:t xml:space="preserve"> Displays the public GitHub repository initialization (LLM-Benchmarking-Framework), demonstrating that version control and the project directory structure (01_Proposal/, 03_Code/, 04_Datasets/, etc.) have been properly configured for research isolation. </w:t>
+      </w:r>
     </w:p>
     <w:p>
       <w:pPr>
         <w:ind w:left="720"/>
-        <w:rPr>
-          <w:lang w:val="en-US"/>
-        </w:rPr>
+      </w:pPr>
+    </w:p>
+    <w:p>
+      <w:pPr>
+        <w:ind w:left="1440"/>
       </w:pPr>
     </w:p>
     <w:p>
       <w:pPr>
         <w:numPr>
           <w:ilvl w:val="0"/>
-          <w:numId w:val="1"/>
+          <w:numId w:val="5"/>
         </w:numPr>
       </w:pPr>
       <w:r>
-        <w:t xml:space="preserve">Established the project directory structure, ensuring all research, code, and documentation are properly siloed. </w:t>
-      </w:r>
-    </w:p>
-    <w:p>
-      <w:pPr>
-        <w:ind w:left="720"/>
-        <w:rPr>
+        <w:rPr>
+          <w:b/>
+          <w:bCs/>
+        </w:rPr>
+        <w:t>Figure 2 (Workspace Documentation):</w:t>
+      </w:r>
+      <w:r>
+        <w:t xml:space="preserve"> Shows the README.md file in the code editor workspace, outlining the core project goals, directory breakdown, and current tracking status for Week 1. </w:t>
+      </w:r>
+    </w:p>
+    <w:p>
+      <w:pPr>
+        <w:ind w:left="360"/>
+      </w:pPr>
+      <w:r>
+        <w:rPr>
+          <w:noProof/>
           <w:lang w:val="en-US"/>
         </w:rPr>
-      </w:pPr>
-      <w:r>
-        <w:rPr>
-          <w:lang w:val="en-US"/>
-        </w:rPr>
         <w:drawing>
-          <wp:inline distT="0" distB="0" distL="0" distR="0" wp14:anchorId="264A20C0" wp14:editId="59AA3E09">
+          <wp:inline distT="0" distB="0" distL="0" distR="0" wp14:anchorId="6A13823B" wp14:editId="24E3E3DA">
             <wp:extent cx="5731510" cy="3033395"/>
             <wp:effectExtent l="0" t="0" r="2540" b="0"/>
             <wp:docPr id="376273284" name="Picture 1"/>
@@ -163,44 +480,36 @@
     </w:p>
     <w:p>
       <w:pPr>
-        <w:ind w:left="720"/>
-        <w:rPr>
-          <w:lang w:val="en-US"/>
-        </w:rPr>
-      </w:pPr>
-    </w:p>
-    <w:p>
-      <w:pPr>
-        <w:ind w:left="720"/>
-        <w:rPr>
-          <w:lang w:val="en-US"/>
-        </w:rPr>
-      </w:pPr>
-    </w:p>
-    <w:p>
-      <w:pPr>
         <w:numPr>
           <w:ilvl w:val="0"/>
-          <w:numId w:val="1"/>
+          <w:numId w:val="5"/>
         </w:numPr>
       </w:pPr>
       <w:r>
+        <w:rPr>
+          <w:noProof/>
+        </w:rPr>
         <w:lastRenderedPageBreak/>
-        <w:t xml:space="preserve">Finalized the official project proposal. </w:t>
-      </w:r>
-    </w:p>
-    <w:p>
-      <w:pPr>
-        <w:ind w:left="720"/>
-        <w:rPr>
-          <w:lang w:val="en-US"/>
-        </w:rPr>
-      </w:pPr>
-      <w:r>
         <w:drawing>
-          <wp:inline distT="0" distB="0" distL="0" distR="0" wp14:anchorId="510D65EE" wp14:editId="513AFB00">
-            <wp:extent cx="5731510" cy="2040222"/>
+          <wp:anchor distT="0" distB="0" distL="114300" distR="114300" simplePos="0" relativeHeight="251659264" behindDoc="1" locked="0" layoutInCell="1" allowOverlap="1" wp14:anchorId="68C1591F" wp14:editId="773E6095">
+            <wp:simplePos x="0" y="0"/>
+            <wp:positionH relativeFrom="column">
+              <wp:posOffset>340360</wp:posOffset>
+            </wp:positionH>
+            <wp:positionV relativeFrom="paragraph">
+              <wp:posOffset>800418</wp:posOffset>
+            </wp:positionV>
+            <wp:extent cx="5731510" cy="2039620"/>
             <wp:effectExtent l="0" t="0" r="2540" b="0"/>
+            <wp:wrapTight wrapText="bothSides">
+              <wp:wrapPolygon edited="0">
+                <wp:start x="0" y="0"/>
+                <wp:lineTo x="0" y="21385"/>
+                <wp:lineTo x="21538" y="21385"/>
+                <wp:lineTo x="21538" y="0"/>
+                <wp:lineTo x="0" y="0"/>
+              </wp:wrapPolygon>
+            </wp:wrapTight>
             <wp:docPr id="7164915" name="Picture 1"/>
             <wp:cNvGraphicFramePr>
               <a:graphicFrameLocks xmlns:a="http://schemas.openxmlformats.org/drawingml/2006/main" noChangeAspect="1"/>
@@ -213,7 +522,13 @@
                     <pic:cNvPicPr/>
                   </pic:nvPicPr>
                   <pic:blipFill>
-                    <a:blip r:embed="rId7"/>
+                    <a:blip r:embed="rId7" cstate="print">
+                      <a:extLst>
+                        <a:ext uri="{28A0092B-C50C-407E-A947-70E740481C1C}">
+                          <a14:useLocalDpi xmlns:a14="http://schemas.microsoft.com/office/drawing/2010/main" val="0"/>
+                        </a:ext>
+                      </a:extLst>
+                    </a:blip>
                     <a:stretch>
                       <a:fillRect/>
                     </a:stretch>
@@ -221,7 +536,7 @@
                   <pic:spPr>
                     <a:xfrm>
                       <a:off x="0" y="0"/>
-                      <a:ext cx="5737880" cy="2042490"/>
+                      <a:ext cx="5731510" cy="2039620"/>
                     </a:xfrm>
                     <a:prstGeom prst="rect">
                       <a:avLst/>
@@ -230,242 +545,170 @@
                 </pic:pic>
               </a:graphicData>
             </a:graphic>
-          </wp:inline>
+          </wp:anchor>
         </w:drawing>
       </w:r>
-    </w:p>
-    <w:p>
-      <w:pPr>
-        <w:ind w:left="720"/>
-        <w:rPr>
-          <w:lang w:val="en-US"/>
-        </w:rPr>
-      </w:pPr>
+      <w:r>
+        <w:rPr>
+          <w:b/>
+          <w:bCs/>
+        </w:rPr>
+        <w:t>Figure 3 (Proposal Documentation):</w:t>
+      </w:r>
+      <w:r>
+        <w:t xml:space="preserve"> Captures the 01_Proposal/ directory containing the finalized official project proposal PDF, ready for formal supervisor evaluation. </w:t>
+      </w:r>
+    </w:p>
+    <w:p>
+      <w:pPr>
+        <w:ind w:left="1440"/>
+      </w:pPr>
+    </w:p>
+    <w:p>
+      <w:pPr>
+        <w:rPr>
+          <w:b/>
+          <w:bCs/>
+        </w:rPr>
+      </w:pPr>
+      <w:r>
+        <w:rPr>
+          <w:b/>
+          <w:bCs/>
+        </w:rPr>
+        <w:t>4. Results</w:t>
+      </w:r>
     </w:p>
     <w:p>
       <w:pPr>
         <w:numPr>
           <w:ilvl w:val="0"/>
-          <w:numId w:val="1"/>
+          <w:numId w:val="6"/>
         </w:numPr>
       </w:pPr>
       <w:r>
-        <w:t>Developed and defined the 0–5 standardized Evaluation Rubric to ensure objective performance measurement across all benchmarking tasks</w:t>
-      </w:r>
-      <w:r>
-        <w:rPr>
-          <w:lang w:val="en-US"/>
-        </w:rPr>
-        <w:t xml:space="preserve"> and Hypothesis proposal as well</w:t>
-      </w:r>
-      <w:r>
-        <w:t xml:space="preserve">. </w:t>
-      </w:r>
-    </w:p>
-    <w:p>
-      <w:pPr>
-        <w:ind w:left="720"/>
-        <w:rPr>
-          <w:lang w:val="en-US"/>
-        </w:rPr>
-      </w:pPr>
-      <w:r>
-        <w:drawing>
-          <wp:inline distT="0" distB="0" distL="0" distR="0" wp14:anchorId="3857F7FD" wp14:editId="01A1574D">
-            <wp:extent cx="5731510" cy="4128014"/>
-            <wp:effectExtent l="0" t="0" r="2540" b="6350"/>
-            <wp:docPr id="1616344476" name="Picture 1"/>
-            <wp:cNvGraphicFramePr>
-              <a:graphicFrameLocks xmlns:a="http://schemas.openxmlformats.org/drawingml/2006/main" noChangeAspect="1"/>
-            </wp:cNvGraphicFramePr>
-            <a:graphic xmlns:a="http://schemas.openxmlformats.org/drawingml/2006/main">
-              <a:graphicData uri="http://schemas.openxmlformats.org/drawingml/2006/picture">
-                <pic:pic xmlns:pic="http://schemas.openxmlformats.org/drawingml/2006/picture">
-                  <pic:nvPicPr>
-                    <pic:cNvPr id="1616344476" name=""/>
-                    <pic:cNvPicPr/>
-                  </pic:nvPicPr>
-                  <pic:blipFill>
-                    <a:blip r:embed="rId8"/>
-                    <a:stretch>
-                      <a:fillRect/>
-                    </a:stretch>
-                  </pic:blipFill>
-                  <pic:spPr>
-                    <a:xfrm>
-                      <a:off x="0" y="0"/>
-                      <a:ext cx="5734890" cy="4130448"/>
-                    </a:xfrm>
-                    <a:prstGeom prst="rect">
-                      <a:avLst/>
-                    </a:prstGeom>
-                  </pic:spPr>
-                </pic:pic>
-              </a:graphicData>
-            </a:graphic>
-          </wp:inline>
-        </w:drawing>
-      </w:r>
-    </w:p>
-    <w:p>
-      <w:pPr>
-        <w:ind w:left="720"/>
-        <w:rPr>
-          <w:lang w:val="en-US"/>
-        </w:rPr>
-      </w:pPr>
-      <w:r>
-        <w:rPr>
-          <w:lang w:val="en-US"/>
-        </w:rPr>
-        <w:lastRenderedPageBreak/>
-        <w:drawing>
-          <wp:inline distT="0" distB="0" distL="0" distR="0" wp14:anchorId="3B1C372F" wp14:editId="379709F8">
-            <wp:extent cx="5731510" cy="3435607"/>
-            <wp:effectExtent l="0" t="0" r="2540" b="0"/>
-            <wp:docPr id="363603044" name="Picture 1"/>
-            <wp:cNvGraphicFramePr>
-              <a:graphicFrameLocks xmlns:a="http://schemas.openxmlformats.org/drawingml/2006/main" noChangeAspect="1"/>
-            </wp:cNvGraphicFramePr>
-            <a:graphic xmlns:a="http://schemas.openxmlformats.org/drawingml/2006/main">
-              <a:graphicData uri="http://schemas.openxmlformats.org/drawingml/2006/picture">
-                <pic:pic xmlns:pic="http://schemas.openxmlformats.org/drawingml/2006/picture">
-                  <pic:nvPicPr>
-                    <pic:cNvPr id="363603044" name=""/>
-                    <pic:cNvPicPr/>
-                  </pic:nvPicPr>
-                  <pic:blipFill>
-                    <a:blip r:embed="rId9"/>
-                    <a:stretch>
-                      <a:fillRect/>
-                    </a:stretch>
-                  </pic:blipFill>
-                  <pic:spPr>
-                    <a:xfrm>
-                      <a:off x="0" y="0"/>
-                      <a:ext cx="5734753" cy="3437551"/>
-                    </a:xfrm>
-                    <a:prstGeom prst="rect">
-                      <a:avLst/>
-                    </a:prstGeom>
-                  </pic:spPr>
-                </pic:pic>
-              </a:graphicData>
-            </a:graphic>
-          </wp:inline>
-        </w:drawing>
-      </w:r>
-    </w:p>
-    <w:p>
-      <w:pPr>
-        <w:rPr>
-          <w:lang w:val="en-US"/>
-        </w:rPr>
-      </w:pPr>
-    </w:p>
-    <w:p>
-      <w:pPr>
-        <w:ind w:left="720"/>
-        <w:rPr>
-          <w:lang w:val="en-US"/>
-        </w:rPr>
-      </w:pPr>
-      <w:r>
-        <w:rPr>
-          <w:lang w:val="en-US"/>
-        </w:rPr>
-        <w:drawing>
-          <wp:inline distT="0" distB="0" distL="0" distR="0" wp14:anchorId="1EEA6C9F" wp14:editId="0D236D27">
-            <wp:extent cx="5683885" cy="2389068"/>
-            <wp:effectExtent l="0" t="0" r="0" b="0"/>
-            <wp:docPr id="1906209982" name="Picture 1"/>
-            <wp:cNvGraphicFramePr>
-              <a:graphicFrameLocks xmlns:a="http://schemas.openxmlformats.org/drawingml/2006/main" noChangeAspect="1"/>
-            </wp:cNvGraphicFramePr>
-            <a:graphic xmlns:a="http://schemas.openxmlformats.org/drawingml/2006/main">
-              <a:graphicData uri="http://schemas.openxmlformats.org/drawingml/2006/picture">
-                <pic:pic xmlns:pic="http://schemas.openxmlformats.org/drawingml/2006/picture">
-                  <pic:nvPicPr>
-                    <pic:cNvPr id="1906209982" name=""/>
-                    <pic:cNvPicPr/>
-                  </pic:nvPicPr>
-                  <pic:blipFill>
-                    <a:blip r:embed="rId10"/>
-                    <a:stretch>
-                      <a:fillRect/>
-                    </a:stretch>
-                  </pic:blipFill>
-                  <pic:spPr>
-                    <a:xfrm>
-                      <a:off x="0" y="0"/>
-                      <a:ext cx="5691320" cy="2392193"/>
-                    </a:xfrm>
-                    <a:prstGeom prst="rect">
-                      <a:avLst/>
-                    </a:prstGeom>
-                  </pic:spPr>
-                </pic:pic>
-              </a:graphicData>
-            </a:graphic>
-          </wp:inline>
-        </w:drawing>
-      </w:r>
-    </w:p>
-    <w:p>
-      <w:pPr>
-        <w:ind w:left="720"/>
-      </w:pPr>
-    </w:p>
-    <w:p>
-      <w:r>
-        <w:rPr>
-          <w:b/>
-          <w:bCs/>
-        </w:rPr>
-        <w:t>Plans for Week 2</w:t>
+        <w:t xml:space="preserve">Successfully established a fully version-controlled research environment and organized directory hierarchy. </w:t>
       </w:r>
     </w:p>
     <w:p>
       <w:pPr>
         <w:numPr>
           <w:ilvl w:val="0"/>
-          <w:numId w:val="2"/>
+          <w:numId w:val="6"/>
         </w:numPr>
       </w:pPr>
       <w:r>
-        <w:t xml:space="preserve">Begin development of the Python automation scripts. </w:t>
+        <w:t xml:space="preserve">Finalized the project proposal and foundational evaluation methodology, passing initial design gates. </w:t>
       </w:r>
     </w:p>
     <w:p>
       <w:pPr>
         <w:numPr>
           <w:ilvl w:val="0"/>
-          <w:numId w:val="2"/>
+          <w:numId w:val="6"/>
         </w:numPr>
       </w:pPr>
       <w:r>
-        <w:t xml:space="preserve">Implement intelligent throttling and exponential backoff mechanisms to manage free-tier API rate limits. </w:t>
-      </w:r>
-    </w:p>
-    <w:p>
-      <w:r>
-        <w:rPr>
-          <w:b/>
-          <w:bCs/>
-        </w:rPr>
-        <w:t>Problems / Blockers</w:t>
-      </w:r>
-    </w:p>
-    <w:p>
-      <w:pPr>
-        <w:numPr>
-          <w:ilvl w:val="0"/>
-          <w:numId w:val="3"/>
-        </w:numPr>
-      </w:pPr>
-      <w:r>
-        <w:t xml:space="preserve">None; the environment is successfully configured and ready for the next phase of development. </w:t>
-      </w:r>
+        <w:rPr>
+          <w:b/>
+          <w:bCs/>
+        </w:rPr>
+        <w:t>Next Week Plan (Week 2):</w:t>
+      </w:r>
+      <w:r>
+        <w:t xml:space="preserve"> Begin development of the Python automation scripts (benchmark_runner.py) and implement exponential backoff throttling mechanisms. </w:t>
+      </w:r>
+    </w:p>
+    <w:p>
+      <w:pPr>
+        <w:rPr>
+          <w:lang w:val="en-US"/>
+        </w:rPr>
+      </w:pPr>
+    </w:p>
+    <w:p>
+      <w:pPr>
+        <w:rPr>
+          <w:lang w:val="en-US"/>
+        </w:rPr>
+      </w:pPr>
+    </w:p>
+    <w:p>
+      <w:pPr>
+        <w:rPr>
+          <w:lang w:val="en-US"/>
+        </w:rPr>
+      </w:pPr>
+    </w:p>
+    <w:p>
+      <w:pPr>
+        <w:rPr>
+          <w:lang w:val="en-US"/>
+        </w:rPr>
+      </w:pPr>
+    </w:p>
+    <w:p>
+      <w:pPr>
+        <w:rPr>
+          <w:lang w:val="en-US"/>
+        </w:rPr>
+      </w:pPr>
+    </w:p>
+    <w:p>
+      <w:pPr>
+        <w:rPr>
+          <w:lang w:val="en-US"/>
+        </w:rPr>
+      </w:pPr>
+    </w:p>
+    <w:p>
+      <w:pPr>
+        <w:rPr>
+          <w:lang w:val="en-US"/>
+        </w:rPr>
+      </w:pPr>
+    </w:p>
+    <w:p>
+      <w:pPr>
+        <w:rPr>
+          <w:lang w:val="en-US"/>
+        </w:rPr>
+      </w:pPr>
+    </w:p>
+    <w:p>
+      <w:pPr>
+        <w:rPr>
+          <w:lang w:val="en-US"/>
+        </w:rPr>
+      </w:pPr>
+    </w:p>
+    <w:p>
+      <w:pPr>
+        <w:rPr>
+          <w:lang w:val="en-US"/>
+        </w:rPr>
+      </w:pPr>
+    </w:p>
+    <w:p>
+      <w:pPr>
+        <w:rPr>
+          <w:lang w:val="en-US"/>
+        </w:rPr>
+      </w:pPr>
+    </w:p>
+    <w:p>
+      <w:pPr>
+        <w:rPr>
+          <w:lang w:val="en-US"/>
+        </w:rPr>
+      </w:pPr>
+    </w:p>
+    <w:p>
+      <w:pPr>
+        <w:rPr>
+          <w:lang w:val="en-US"/>
+        </w:rPr>
+      </w:pPr>
     </w:p>
     <w:p/>
     <w:sectPr>
@@ -630,6 +873,453 @@
     </w:lvl>
   </w:abstractNum>
   <w:abstractNum w:abstractNumId="1" w15:restartNumberingAfterBreak="0">
+    <w:nsid w:val="2F8F4318"/>
+    <w:multiLevelType w:val="multilevel"/>
+    <w:tmpl w:val="7B8AE454"/>
+    <w:lvl w:ilvl="0">
+      <w:start w:val="1"/>
+      <w:numFmt w:val="bullet"/>
+      <w:lvlText w:val=""/>
+      <w:lvlJc w:val="left"/>
+      <w:pPr>
+        <w:tabs>
+          <w:tab w:val="num" w:pos="720"/>
+        </w:tabs>
+        <w:ind w:left="720" w:hanging="360"/>
+      </w:pPr>
+      <w:rPr>
+        <w:rFonts w:ascii="Symbol" w:hAnsi="Symbol" w:hint="default"/>
+        <w:sz w:val="20"/>
+      </w:rPr>
+    </w:lvl>
+    <w:lvl w:ilvl="1" w:tentative="1">
+      <w:start w:val="1"/>
+      <w:numFmt w:val="bullet"/>
+      <w:lvlText w:val="o"/>
+      <w:lvlJc w:val="left"/>
+      <w:pPr>
+        <w:tabs>
+          <w:tab w:val="num" w:pos="1440"/>
+        </w:tabs>
+        <w:ind w:left="1440" w:hanging="360"/>
+      </w:pPr>
+      <w:rPr>
+        <w:rFonts w:ascii="Courier New" w:hAnsi="Courier New" w:hint="default"/>
+        <w:sz w:val="20"/>
+      </w:rPr>
+    </w:lvl>
+    <w:lvl w:ilvl="2" w:tentative="1">
+      <w:start w:val="1"/>
+      <w:numFmt w:val="bullet"/>
+      <w:lvlText w:val=""/>
+      <w:lvlJc w:val="left"/>
+      <w:pPr>
+        <w:tabs>
+          <w:tab w:val="num" w:pos="2160"/>
+        </w:tabs>
+        <w:ind w:left="2160" w:hanging="360"/>
+      </w:pPr>
+      <w:rPr>
+        <w:rFonts w:ascii="Wingdings" w:hAnsi="Wingdings" w:hint="default"/>
+        <w:sz w:val="20"/>
+      </w:rPr>
+    </w:lvl>
+    <w:lvl w:ilvl="3" w:tentative="1">
+      <w:start w:val="1"/>
+      <w:numFmt w:val="bullet"/>
+      <w:lvlText w:val=""/>
+      <w:lvlJc w:val="left"/>
+      <w:pPr>
+        <w:tabs>
+          <w:tab w:val="num" w:pos="2880"/>
+        </w:tabs>
+        <w:ind w:left="2880" w:hanging="360"/>
+      </w:pPr>
+      <w:rPr>
+        <w:rFonts w:ascii="Wingdings" w:hAnsi="Wingdings" w:hint="default"/>
+        <w:sz w:val="20"/>
+      </w:rPr>
+    </w:lvl>
+    <w:lvl w:ilvl="4" w:tentative="1">
+      <w:start w:val="1"/>
+      <w:numFmt w:val="bullet"/>
+      <w:lvlText w:val=""/>
+      <w:lvlJc w:val="left"/>
+      <w:pPr>
+        <w:tabs>
+          <w:tab w:val="num" w:pos="3600"/>
+        </w:tabs>
+        <w:ind w:left="3600" w:hanging="360"/>
+      </w:pPr>
+      <w:rPr>
+        <w:rFonts w:ascii="Wingdings" w:hAnsi="Wingdings" w:hint="default"/>
+        <w:sz w:val="20"/>
+      </w:rPr>
+    </w:lvl>
+    <w:lvl w:ilvl="5" w:tentative="1">
+      <w:start w:val="1"/>
+      <w:numFmt w:val="bullet"/>
+      <w:lvlText w:val=""/>
+      <w:lvlJc w:val="left"/>
+      <w:pPr>
+        <w:tabs>
+          <w:tab w:val="num" w:pos="4320"/>
+        </w:tabs>
+        <w:ind w:left="4320" w:hanging="360"/>
+      </w:pPr>
+      <w:rPr>
+        <w:rFonts w:ascii="Wingdings" w:hAnsi="Wingdings" w:hint="default"/>
+        <w:sz w:val="20"/>
+      </w:rPr>
+    </w:lvl>
+    <w:lvl w:ilvl="6" w:tentative="1">
+      <w:start w:val="1"/>
+      <w:numFmt w:val="bullet"/>
+      <w:lvlText w:val=""/>
+      <w:lvlJc w:val="left"/>
+      <w:pPr>
+        <w:tabs>
+          <w:tab w:val="num" w:pos="5040"/>
+        </w:tabs>
+        <w:ind w:left="5040" w:hanging="360"/>
+      </w:pPr>
+      <w:rPr>
+        <w:rFonts w:ascii="Wingdings" w:hAnsi="Wingdings" w:hint="default"/>
+        <w:sz w:val="20"/>
+      </w:rPr>
+    </w:lvl>
+    <w:lvl w:ilvl="7" w:tentative="1">
+      <w:start w:val="1"/>
+      <w:numFmt w:val="bullet"/>
+      <w:lvlText w:val=""/>
+      <w:lvlJc w:val="left"/>
+      <w:pPr>
+        <w:tabs>
+          <w:tab w:val="num" w:pos="5760"/>
+        </w:tabs>
+        <w:ind w:left="5760" w:hanging="360"/>
+      </w:pPr>
+      <w:rPr>
+        <w:rFonts w:ascii="Wingdings" w:hAnsi="Wingdings" w:hint="default"/>
+        <w:sz w:val="20"/>
+      </w:rPr>
+    </w:lvl>
+    <w:lvl w:ilvl="8" w:tentative="1">
+      <w:start w:val="1"/>
+      <w:numFmt w:val="bullet"/>
+      <w:lvlText w:val=""/>
+      <w:lvlJc w:val="left"/>
+      <w:pPr>
+        <w:tabs>
+          <w:tab w:val="num" w:pos="6480"/>
+        </w:tabs>
+        <w:ind w:left="6480" w:hanging="360"/>
+      </w:pPr>
+      <w:rPr>
+        <w:rFonts w:ascii="Wingdings" w:hAnsi="Wingdings" w:hint="default"/>
+        <w:sz w:val="20"/>
+      </w:rPr>
+    </w:lvl>
+  </w:abstractNum>
+  <w:abstractNum w:abstractNumId="2" w15:restartNumberingAfterBreak="0">
+    <w:nsid w:val="45A216A4"/>
+    <w:multiLevelType w:val="multilevel"/>
+    <w:tmpl w:val="76A06064"/>
+    <w:lvl w:ilvl="0">
+      <w:start w:val="1"/>
+      <w:numFmt w:val="bullet"/>
+      <w:lvlText w:val=""/>
+      <w:lvlJc w:val="left"/>
+      <w:pPr>
+        <w:tabs>
+          <w:tab w:val="num" w:pos="720"/>
+        </w:tabs>
+        <w:ind w:left="720" w:hanging="360"/>
+      </w:pPr>
+      <w:rPr>
+        <w:rFonts w:ascii="Symbol" w:hAnsi="Symbol" w:hint="default"/>
+        <w:sz w:val="20"/>
+      </w:rPr>
+    </w:lvl>
+    <w:lvl w:ilvl="1">
+      <w:start w:val="1"/>
+      <w:numFmt w:val="bullet"/>
+      <w:lvlText w:val="o"/>
+      <w:lvlJc w:val="left"/>
+      <w:pPr>
+        <w:tabs>
+          <w:tab w:val="num" w:pos="1440"/>
+        </w:tabs>
+        <w:ind w:left="1440" w:hanging="360"/>
+      </w:pPr>
+      <w:rPr>
+        <w:rFonts w:ascii="Courier New" w:hAnsi="Courier New" w:hint="default"/>
+        <w:sz w:val="20"/>
+      </w:rPr>
+    </w:lvl>
+    <w:lvl w:ilvl="2" w:tentative="1">
+      <w:start w:val="1"/>
+      <w:numFmt w:val="bullet"/>
+      <w:lvlText w:val=""/>
+      <w:lvlJc w:val="left"/>
+      <w:pPr>
+        <w:tabs>
+          <w:tab w:val="num" w:pos="2160"/>
+        </w:tabs>
+        <w:ind w:left="2160" w:hanging="360"/>
+      </w:pPr>
+      <w:rPr>
+        <w:rFonts w:ascii="Wingdings" w:hAnsi="Wingdings" w:hint="default"/>
+        <w:sz w:val="20"/>
+      </w:rPr>
+    </w:lvl>
+    <w:lvl w:ilvl="3" w:tentative="1">
+      <w:start w:val="1"/>
+      <w:numFmt w:val="bullet"/>
+      <w:lvlText w:val=""/>
+      <w:lvlJc w:val="left"/>
+      <w:pPr>
+        <w:tabs>
+          <w:tab w:val="num" w:pos="2880"/>
+        </w:tabs>
+        <w:ind w:left="2880" w:hanging="360"/>
+      </w:pPr>
+      <w:rPr>
+        <w:rFonts w:ascii="Wingdings" w:hAnsi="Wingdings" w:hint="default"/>
+        <w:sz w:val="20"/>
+      </w:rPr>
+    </w:lvl>
+    <w:lvl w:ilvl="4" w:tentative="1">
+      <w:start w:val="1"/>
+      <w:numFmt w:val="bullet"/>
+      <w:lvlText w:val=""/>
+      <w:lvlJc w:val="left"/>
+      <w:pPr>
+        <w:tabs>
+          <w:tab w:val="num" w:pos="3600"/>
+        </w:tabs>
+        <w:ind w:left="3600" w:hanging="360"/>
+      </w:pPr>
+      <w:rPr>
+        <w:rFonts w:ascii="Wingdings" w:hAnsi="Wingdings" w:hint="default"/>
+        <w:sz w:val="20"/>
+      </w:rPr>
+    </w:lvl>
+    <w:lvl w:ilvl="5" w:tentative="1">
+      <w:start w:val="1"/>
+      <w:numFmt w:val="bullet"/>
+      <w:lvlText w:val=""/>
+      <w:lvlJc w:val="left"/>
+      <w:pPr>
+        <w:tabs>
+          <w:tab w:val="num" w:pos="4320"/>
+        </w:tabs>
+        <w:ind w:left="4320" w:hanging="360"/>
+      </w:pPr>
+      <w:rPr>
+        <w:rFonts w:ascii="Wingdings" w:hAnsi="Wingdings" w:hint="default"/>
+        <w:sz w:val="20"/>
+      </w:rPr>
+    </w:lvl>
+    <w:lvl w:ilvl="6" w:tentative="1">
+      <w:start w:val="1"/>
+      <w:numFmt w:val="bullet"/>
+      <w:lvlText w:val=""/>
+      <w:lvlJc w:val="left"/>
+      <w:pPr>
+        <w:tabs>
+          <w:tab w:val="num" w:pos="5040"/>
+        </w:tabs>
+        <w:ind w:left="5040" w:hanging="360"/>
+      </w:pPr>
+      <w:rPr>
+        <w:rFonts w:ascii="Wingdings" w:hAnsi="Wingdings" w:hint="default"/>
+        <w:sz w:val="20"/>
+      </w:rPr>
+    </w:lvl>
+    <w:lvl w:ilvl="7" w:tentative="1">
+      <w:start w:val="1"/>
+      <w:numFmt w:val="bullet"/>
+      <w:lvlText w:val=""/>
+      <w:lvlJc w:val="left"/>
+      <w:pPr>
+        <w:tabs>
+          <w:tab w:val="num" w:pos="5760"/>
+        </w:tabs>
+        <w:ind w:left="5760" w:hanging="360"/>
+      </w:pPr>
+      <w:rPr>
+        <w:rFonts w:ascii="Wingdings" w:hAnsi="Wingdings" w:hint="default"/>
+        <w:sz w:val="20"/>
+      </w:rPr>
+    </w:lvl>
+    <w:lvl w:ilvl="8" w:tentative="1">
+      <w:start w:val="1"/>
+      <w:numFmt w:val="bullet"/>
+      <w:lvlText w:val=""/>
+      <w:lvlJc w:val="left"/>
+      <w:pPr>
+        <w:tabs>
+          <w:tab w:val="num" w:pos="6480"/>
+        </w:tabs>
+        <w:ind w:left="6480" w:hanging="360"/>
+      </w:pPr>
+      <w:rPr>
+        <w:rFonts w:ascii="Wingdings" w:hAnsi="Wingdings" w:hint="default"/>
+        <w:sz w:val="20"/>
+      </w:rPr>
+    </w:lvl>
+  </w:abstractNum>
+  <w:abstractNum w:abstractNumId="3" w15:restartNumberingAfterBreak="0">
+    <w:nsid w:val="62274BE9"/>
+    <w:multiLevelType w:val="multilevel"/>
+    <w:tmpl w:val="C840F7C0"/>
+    <w:lvl w:ilvl="0">
+      <w:start w:val="1"/>
+      <w:numFmt w:val="bullet"/>
+      <w:lvlText w:val=""/>
+      <w:lvlJc w:val="left"/>
+      <w:pPr>
+        <w:tabs>
+          <w:tab w:val="num" w:pos="720"/>
+        </w:tabs>
+        <w:ind w:left="720" w:hanging="360"/>
+      </w:pPr>
+      <w:rPr>
+        <w:rFonts w:ascii="Symbol" w:hAnsi="Symbol" w:hint="default"/>
+        <w:sz w:val="20"/>
+      </w:rPr>
+    </w:lvl>
+    <w:lvl w:ilvl="1" w:tentative="1">
+      <w:start w:val="1"/>
+      <w:numFmt w:val="bullet"/>
+      <w:lvlText w:val="o"/>
+      <w:lvlJc w:val="left"/>
+      <w:pPr>
+        <w:tabs>
+          <w:tab w:val="num" w:pos="1440"/>
+        </w:tabs>
+        <w:ind w:left="1440" w:hanging="360"/>
+      </w:pPr>
+      <w:rPr>
+        <w:rFonts w:ascii="Courier New" w:hAnsi="Courier New" w:hint="default"/>
+        <w:sz w:val="20"/>
+      </w:rPr>
+    </w:lvl>
+    <w:lvl w:ilvl="2" w:tentative="1">
+      <w:start w:val="1"/>
+      <w:numFmt w:val="bullet"/>
+      <w:lvlText w:val=""/>
+      <w:lvlJc w:val="left"/>
+      <w:pPr>
+        <w:tabs>
+          <w:tab w:val="num" w:pos="2160"/>
+        </w:tabs>
+        <w:ind w:left="2160" w:hanging="360"/>
+      </w:pPr>
+      <w:rPr>
+        <w:rFonts w:ascii="Wingdings" w:hAnsi="Wingdings" w:hint="default"/>
+        <w:sz w:val="20"/>
+      </w:rPr>
+    </w:lvl>
+    <w:lvl w:ilvl="3" w:tentative="1">
+      <w:start w:val="1"/>
+      <w:numFmt w:val="bullet"/>
+      <w:lvlText w:val=""/>
+      <w:lvlJc w:val="left"/>
+      <w:pPr>
+        <w:tabs>
+          <w:tab w:val="num" w:pos="2880"/>
+        </w:tabs>
+        <w:ind w:left="2880" w:hanging="360"/>
+      </w:pPr>
+      <w:rPr>
+        <w:rFonts w:ascii="Wingdings" w:hAnsi="Wingdings" w:hint="default"/>
+        <w:sz w:val="20"/>
+      </w:rPr>
+    </w:lvl>
+    <w:lvl w:ilvl="4" w:tentative="1">
+      <w:start w:val="1"/>
+      <w:numFmt w:val="bullet"/>
+      <w:lvlText w:val=""/>
+      <w:lvlJc w:val="left"/>
+      <w:pPr>
+        <w:tabs>
+          <w:tab w:val="num" w:pos="3600"/>
+        </w:tabs>
+        <w:ind w:left="3600" w:hanging="360"/>
+      </w:pPr>
+      <w:rPr>
+        <w:rFonts w:ascii="Wingdings" w:hAnsi="Wingdings" w:hint="default"/>
+        <w:sz w:val="20"/>
+      </w:rPr>
+    </w:lvl>
+    <w:lvl w:ilvl="5" w:tentative="1">
+      <w:start w:val="1"/>
+      <w:numFmt w:val="bullet"/>
+      <w:lvlText w:val=""/>
+      <w:lvlJc w:val="left"/>
+      <w:pPr>
+        <w:tabs>
+          <w:tab w:val="num" w:pos="4320"/>
+        </w:tabs>
+        <w:ind w:left="4320" w:hanging="360"/>
+      </w:pPr>
+      <w:rPr>
+        <w:rFonts w:ascii="Wingdings" w:hAnsi="Wingdings" w:hint="default"/>
+        <w:sz w:val="20"/>
+      </w:rPr>
+    </w:lvl>
+    <w:lvl w:ilvl="6" w:tentative="1">
+      <w:start w:val="1"/>
+      <w:numFmt w:val="bullet"/>
+      <w:lvlText w:val=""/>
+      <w:lvlJc w:val="left"/>
+      <w:pPr>
+        <w:tabs>
+          <w:tab w:val="num" w:pos="5040"/>
+        </w:tabs>
+        <w:ind w:left="5040" w:hanging="360"/>
+      </w:pPr>
+      <w:rPr>
+        <w:rFonts w:ascii="Wingdings" w:hAnsi="Wingdings" w:hint="default"/>
+        <w:sz w:val="20"/>
+      </w:rPr>
+    </w:lvl>
+    <w:lvl w:ilvl="7" w:tentative="1">
+      <w:start w:val="1"/>
+      <w:numFmt w:val="bullet"/>
+      <w:lvlText w:val=""/>
+      <w:lvlJc w:val="left"/>
+      <w:pPr>
+        <w:tabs>
+          <w:tab w:val="num" w:pos="5760"/>
+        </w:tabs>
+        <w:ind w:left="5760" w:hanging="360"/>
+      </w:pPr>
+      <w:rPr>
+        <w:rFonts w:ascii="Wingdings" w:hAnsi="Wingdings" w:hint="default"/>
+        <w:sz w:val="20"/>
+      </w:rPr>
+    </w:lvl>
+    <w:lvl w:ilvl="8" w:tentative="1">
+      <w:start w:val="1"/>
+      <w:numFmt w:val="bullet"/>
+      <w:lvlText w:val=""/>
+      <w:lvlJc w:val="left"/>
+      <w:pPr>
+        <w:tabs>
+          <w:tab w:val="num" w:pos="6480"/>
+        </w:tabs>
+        <w:ind w:left="6480" w:hanging="360"/>
+      </w:pPr>
+      <w:rPr>
+        <w:rFonts w:ascii="Wingdings" w:hAnsi="Wingdings" w:hint="default"/>
+        <w:sz w:val="20"/>
+      </w:rPr>
+    </w:lvl>
+  </w:abstractNum>
+  <w:abstractNum w:abstractNumId="4" w15:restartNumberingAfterBreak="0">
     <w:nsid w:val="6E977569"/>
     <w:multiLevelType w:val="multilevel"/>
     <w:tmpl w:val="3720557E"/>
@@ -778,7 +1468,7 @@
       </w:rPr>
     </w:lvl>
   </w:abstractNum>
-  <w:abstractNum w:abstractNumId="2" w15:restartNumberingAfterBreak="0">
+  <w:abstractNum w:abstractNumId="5" w15:restartNumberingAfterBreak="0">
     <w:nsid w:val="78134C7B"/>
     <w:multiLevelType w:val="multilevel"/>
     <w:tmpl w:val="AD2E62EC"/>
@@ -928,12 +1618,21 @@
     </w:lvl>
   </w:abstractNum>
   <w:num w:numId="1" w16cid:durableId="1246765865">
-    <w:abstractNumId w:val="2"/>
+    <w:abstractNumId w:val="5"/>
   </w:num>
   <w:num w:numId="2" w16cid:durableId="23750488">
     <w:abstractNumId w:val="0"/>
   </w:num>
   <w:num w:numId="3" w16cid:durableId="648823025">
+    <w:abstractNumId w:val="4"/>
+  </w:num>
+  <w:num w:numId="4" w16cid:durableId="638800365">
+    <w:abstractNumId w:val="3"/>
+  </w:num>
+  <w:num w:numId="5" w16cid:durableId="555556950">
+    <w:abstractNumId w:val="2"/>
+  </w:num>
+  <w:num w:numId="6" w16cid:durableId="48504030">
     <w:abstractNumId w:val="1"/>
   </w:num>
 </w:numbering>
